--- a/dsj2/products/demo/docs/evidence/commercial-acceptance/printing/ps-protocol-punctuation.docx
+++ b/dsj2/products/demo/docs/evidence/commercial-acceptance/printing/ps-protocol-punctuation.docx
@@ -1,6 +1,6 @@
 
 <file path=word/document.xml><?xml version="1.0" encoding="utf-8"?>
-<w:document xmlns:mc="http://schemas.openxmlformats.org/markup-compatibility/2006" xmlns:r="http://schemas.openxmlformats.org/officeDocument/2006/relationships" xmlns:w="http://schemas.openxmlformats.org/wordprocessingml/2006/main" xmlns:w14="http://schemas.microsoft.com/office/word/2010/wordml" mc:Ignorable="w14 w15 w16se w16cid w16 w16cex w16sdtdh w16sdtfl w16du wp14">
+<w:document xmlns:mc="http://schemas.openxmlformats.org/markup-compatibility/2006" xmlns:r="http://schemas.openxmlformats.org/officeDocument/2006/relationships" xmlns:w="http://schemas.openxmlformats.org/wordprocessingml/2006/main" xmlns:w14="http://schemas.microsoft.com/office/word/2010/wordml" mc:Ignorable="w14">
   <w:body>
     <w:p>
       <w:pPr>
@@ -777,8 +777,8 @@
       </w:tblGrid>
       <w:tr>
         <w:trPr>
+          <w:cantSplit/>
           <w:trHeight w:val="416"/>
-          <w:cantSplit/>
           <w:tblHeader/>
         </w:trPr>
         <w:tc>
@@ -1057,8 +1057,8 @@
       </w:tr>
       <w:tr>
         <w:trPr>
+          <w:cantSplit/>
           <w:trHeight w:val="569"/>
-          <w:cantSplit/>
         </w:trPr>
         <w:tc>
           <w:tcPr>
@@ -1068,6 +1068,9 @@
           </w:tcPr>
           <w:p>
             <w:pPr>
+              <w:numPr>
+                <w:numId w:val="0"/>
+              </w:numPr>
               <w:suppressAutoHyphens/>
               <w:spacing w:after="0" w:line="240" w:lineRule="auto"/>
               <w:contextualSpacing/>
@@ -1078,329 +1081,329 @@
                 <w:szCs w:val="20"/>
                 <w:lang w:eastAsia="ar-SA"/>
               </w:rPr>
+            </w:pPr>
+            <w:r>
+              <w:t>1</w:t>
+            </w:r>
+          </w:p>
+        </w:tc>
+        <w:tc>
+          <w:tcPr>
+            <w:tcW w:w="3826" w:type="dxa"/>
+            <w:noWrap/>
+            <w:vAlign w:val="center"/>
+          </w:tcPr>
+          <w:p>
+            <w:pPr>
+              <w:spacing w:after="0"/>
+              <w:jc w:val="center"/>
+              <w:rPr>
+                <w:rFonts w:ascii="Liberation Serif" w:hAnsi="Liberation Serif" w:cs="Liberation Serif" w:eastAsia="Liberation Serif"/>
+                <w:sz w:val="20"/>
+                <w:szCs w:val="20"/>
+                <w:lang w:val="kk-KZ"/>
+              </w:rPr>
+            </w:pPr>
+            <w:r>
+              <w:rPr>
+                <w:rFonts w:ascii="Liberation Serif" w:hAnsi="Liberation Serif" w:cs="Liberation Serif" w:eastAsia="Liberation Serif"/>
+                <w:sz w:val="20"/>
+                <w:szCs w:val="20"/>
+                <w:lang w:val="kk-KZ"/>
+              </w:rPr>
+            </w:r>
+            <w:r>
+              <w:rPr>
+                <w:rFonts w:ascii="Liberation Serif" w:hAnsi="Liberation Serif" w:cs="Liberation Serif" w:eastAsia="Liberation Serif"/>
+                <w:sz w:val="20"/>
+                <w:szCs w:val="20"/>
+                <w:lang w:val="kk-KZ"/>
+              </w:rPr>
+            </w:r>
+            <w:r>
+              <w:rPr>
+                <w:rFonts w:ascii="Liberation Serif" w:hAnsi="Liberation Serif" w:cs="Liberation Serif" w:eastAsia="Liberation Serif"/>
+                <w:sz w:val="20"/>
+                <w:szCs w:val="20"/>
+                <w:lang w:val="kk-KZ"/>
+              </w:rPr>
+            </w:r>
+            <w:r>
+              <w:rPr>
+                <w:rFonts w:ascii="Liberation Serif" w:hAnsi="Liberation Serif" w:cs="Liberation Serif" w:eastAsia="Liberation Serif"/>
+                <w:noProof/>
+                <w:sz w:val="20"/>
+                <w:szCs w:val="20"/>
+                <w:lang w:val="kk-KZ"/>
+              </w:rPr>
+              <w:t xml:space="preserve">Тестов-001 О'Нил
+Иван / Ә Ғ Қ Ң Ө Ұ Ү Һ І-001</w:t>
+            </w:r>
+            <w:r>
+              <w:rPr>
+                <w:rFonts w:ascii="Liberation Serif" w:hAnsi="Liberation Serif" w:cs="Liberation Serif" w:eastAsia="Liberation Serif"/>
+                <w:sz w:val="20"/>
+                <w:szCs w:val="20"/>
+                <w:lang w:val="kk-KZ"/>
+              </w:rPr>
+            </w:r>
+            <w:r>
+              <w:rPr>
+                <w:rFonts w:ascii="Liberation Serif" w:hAnsi="Liberation Serif" w:cs="Liberation Serif" w:eastAsia="Liberation Serif"/>
+                <w:sz w:val="20"/>
+                <w:szCs w:val="20"/>
+                <w:lang w:val="kk-KZ"/>
+              </w:rPr>
+            </w:r>
+            <w:r>
+              <w:rPr>
+                <w:rFonts w:ascii="Liberation Serif" w:hAnsi="Liberation Serif" w:cs="Liberation Serif" w:eastAsia="Liberation Serif"/>
+                <w:sz w:val="20"/>
+                <w:szCs w:val="20"/>
+                <w:lang w:val="kk-KZ"/>
+              </w:rPr>
+            </w:r>
+            <w:r>
+              <w:rPr>
+                <w:rFonts w:ascii="Liberation Serif" w:hAnsi="Liberation Serif" w:cs="Liberation Serif" w:eastAsia="Liberation Serif"/>
+                <w:sz w:val="20"/>
+                <w:szCs w:val="20"/>
+                <w:lang w:val="kk-KZ"/>
+              </w:rPr>
+            </w:r>
+            <w:r>
+              <w:rPr>
+                <w:rFonts w:ascii="Liberation Serif" w:hAnsi="Liberation Serif" w:cs="Liberation Serif" w:eastAsia="Liberation Serif"/>
+                <w:sz w:val="20"/>
+                <w:szCs w:val="20"/>
+              </w:rPr>
+              <w:t/>
+            </w:r>
+          </w:p>
+        </w:tc>
+        <w:tc>
+          <w:tcPr>
+            <w:tcW w:w="1985" w:type="dxa"/>
+            <w:vAlign w:val="center"/>
+          </w:tcPr>
+          <w:p>
+            <w:pPr>
+              <w:spacing w:after="0"/>
+              <w:jc w:val="center"/>
+              <w:rPr>
+                <w:rFonts w:ascii="Liberation Serif" w:hAnsi="Liberation Serif" w:cs="Liberation Serif" w:eastAsia="Liberation Serif"/>
+                <w:sz w:val="20"/>
+                <w:szCs w:val="20"/>
+              </w:rPr>
+            </w:pPr>
+            <w:r>
+              <w:rPr>
+                <w:rFonts w:ascii="Liberation Serif" w:eastAsia="Liberation Serif" w:hAnsi="Liberation Serif" w:cs="Liberation Serif"/>
+                <w:color w:val="000000"/>
+                <w:sz w:val="20"/>
+                <w:szCs w:val="20"/>
+                <w:lang w:val="kk-KZ" w:eastAsia="ru-RU"/>
+              </w:rPr>
+              <w:t>ТЕСТ: хорошо / жақсы</w:t>
+            </w:r>
+          </w:p>
+        </w:tc>
+        <w:tc>
+          <w:tcPr>
+            <w:tcW w:w="1842" w:type="dxa"/>
+            <w:vAlign w:val="center"/>
+          </w:tcPr>
+          <w:p>
+            <w:pPr>
+              <w:spacing w:after="0"/>
+              <w:jc w:val="center"/>
+              <w:rPr>
+                <w:rFonts w:ascii="Liberation Serif" w:hAnsi="Liberation Serif" w:cs="Liberation Serif" w:eastAsia="Liberation Serif"/>
+                <w:sz w:val="20"/>
+                <w:szCs w:val="20"/>
+              </w:rPr>
+            </w:pPr>
+            <w:r>
+              <w:rPr>
+                <w:rFonts w:ascii="Liberation Serif" w:eastAsia="Liberation Serif" w:hAnsi="Liberation Serif" w:cs="Liberation Serif"/>
+                <w:color w:val="000000"/>
+                <w:sz w:val="20"/>
+                <w:szCs w:val="20"/>
+                <w:lang w:val="kk-KZ" w:eastAsia="ru-RU"/>
+              </w:rPr>
+              <w:t>ТЕСТ: хорошо / жақсы</w:t>
+            </w:r>
+          </w:p>
+        </w:tc>
+        <w:tc>
+          <w:tcPr>
+            <w:tcW w:w="1701" w:type="dxa"/>
+            <w:vAlign w:val="center"/>
+          </w:tcPr>
+          <w:p>
+            <w:pPr>
+              <w:spacing w:after="0"/>
+              <w:jc w:val="center"/>
+              <w:rPr>
+                <w:rFonts w:ascii="Liberation Serif" w:hAnsi="Liberation Serif" w:cs="Liberation Serif" w:eastAsia="Liberation Serif"/>
+                <w:sz w:val="20"/>
+                <w:szCs w:val="20"/>
+              </w:rPr>
+            </w:pPr>
+            <w:r>
+              <w:rPr>
+                <w:rFonts w:ascii="Liberation Serif" w:eastAsia="Liberation Serif" w:hAnsi="Liberation Serif" w:cs="Liberation Serif"/>
+                <w:color w:val="000000"/>
+                <w:sz w:val="20"/>
+                <w:szCs w:val="20"/>
+                <w:lang w:val="kk-KZ" w:eastAsia="ru-RU"/>
+              </w:rPr>
+              <w:t>ТЕСТ: хорошо / жақсы</w:t>
+            </w:r>
+          </w:p>
+        </w:tc>
+        <w:tc>
+          <w:tcPr>
+            <w:tcW w:w="3403" w:type="dxa"/>
+            <w:vAlign w:val="center"/>
+          </w:tcPr>
+          <w:p>
+            <w:pPr>
+              <w:spacing w:after="0"/>
+              <w:jc w:val="center"/>
+              <w:rPr>
+                <w:rFonts w:ascii="Liberation Serif" w:hAnsi="Liberation Serif" w:cs="Liberation Serif" w:eastAsia="Liberation Serif"/>
+                <w:bCs/>
+                <w:color w:val="000000"/>
+                <w:sz w:val="20"/>
+                <w:szCs w:val="20"/>
+                <w:lang w:val="kk-KZ"/>
+              </w:rPr>
+            </w:pPr>
+            <w:r>
+              <w:rPr>
+                <w:rFonts w:ascii="Liberation Serif" w:hAnsi="Liberation Serif" w:cs="Liberation Serif" w:eastAsia="Liberation Serif"/>
+                <w:sz w:val="20"/>
+                <w:szCs w:val="20"/>
+                <w:lang w:val="en-US"/>
+              </w:rPr>
+            </w:r>
+            <w:r>
+              <w:rPr>
+                <w:rFonts w:ascii="Liberation Serif" w:hAnsi="Liberation Serif" w:cs="Liberation Serif" w:eastAsia="Liberation Serif"/>
+                <w:sz w:val="20"/>
+                <w:szCs w:val="20"/>
+              </w:rPr>
+            </w:r>
+            <w:r>
+              <w:rPr>
+                <w:rFonts w:ascii="Liberation Serif" w:hAnsi="Liberation Serif" w:cs="Liberation Serif" w:eastAsia="Liberation Serif"/>
+                <w:sz w:val="20"/>
+                <w:szCs w:val="20"/>
+                <w:lang w:val="en-US"/>
+              </w:rPr>
+            </w:r>
+            <w:r>
+              <w:rPr>
+                <w:rFonts w:ascii="Liberation Serif" w:hAnsi="Liberation Serif" w:cs="Liberation Serif" w:eastAsia="Liberation Serif"/>
+                <w:sz w:val="20"/>
+                <w:szCs w:val="20"/>
+              </w:rPr>
+            </w:r>
+            <w:r>
+              <w:rPr>
+                <w:rFonts w:ascii="Liberation Serif" w:hAnsi="Liberation Serif" w:cs="Liberation Serif" w:eastAsia="Liberation Serif"/>
+                <w:sz w:val="20"/>
+                <w:szCs w:val="20"/>
+                <w:lang w:val="en-US"/>
+              </w:rPr>
+            </w:r>
+            <w:r>
+              <w:rPr>
+                <w:rFonts w:ascii="Liberation Serif" w:hAnsi="Liberation Serif" w:cs="Liberation Serif" w:eastAsia="Liberation Serif"/>
+                <w:noProof/>
+                <w:sz w:val="20"/>
+                <w:szCs w:val="20"/>
+                <w:lang w:val="en-US"/>
+              </w:rPr>
+              <w:t>Инженер
+смены / Ауысым-инженері</w:t>
+            </w:r>
+            <w:r>
+              <w:rPr>
+                <w:rFonts w:ascii="Liberation Serif" w:hAnsi="Liberation Serif" w:cs="Liberation Serif" w:eastAsia="Liberation Serif"/>
+                <w:sz w:val="20"/>
+                <w:szCs w:val="20"/>
+                <w:lang w:val="en-US"/>
+              </w:rPr>
+            </w:r>
+            <w:r>
+              <w:rPr>
+                <w:rFonts w:ascii="Liberation Serif" w:hAnsi="Liberation Serif" w:cs="Liberation Serif" w:eastAsia="Liberation Serif"/>
+                <w:sz w:val="20"/>
+                <w:szCs w:val="20"/>
+                <w:lang w:val="kk-KZ"/>
+              </w:rPr>
+              <w:t xml:space="preserve"> </w:t>
+            </w:r>
+            <w:r>
+              <w:rPr>
+                <w:rFonts w:ascii="Liberation Serif" w:hAnsi="Liberation Serif" w:cs="Liberation Serif" w:eastAsia="Liberation Serif"/>
+                <w:sz w:val="20"/>
+                <w:szCs w:val="20"/>
+                <w:lang w:val="en-US"/>
+              </w:rPr>
+            </w:r>
+            <w:r>
+              <w:rPr>
+                <w:rFonts w:ascii="Liberation Serif" w:hAnsi="Liberation Serif" w:cs="Liberation Serif" w:eastAsia="Liberation Serif"/>
+                <w:sz w:val="20"/>
+                <w:szCs w:val="20"/>
+              </w:rPr>
+            </w:r>
+            <w:r>
+              <w:rPr>
+                <w:rFonts w:ascii="Liberation Serif" w:hAnsi="Liberation Serif" w:cs="Liberation Serif" w:eastAsia="Liberation Serif"/>
+                <w:sz w:val="20"/>
+                <w:szCs w:val="20"/>
+                <w:lang w:val="en-US"/>
+              </w:rPr>
+            </w:r>
+            <w:r>
+              <w:rPr>
+                <w:rFonts w:ascii="Liberation Serif" w:hAnsi="Liberation Serif" w:cs="Liberation Serif" w:eastAsia="Liberation Serif"/>
+                <w:sz w:val="20"/>
+                <w:szCs w:val="20"/>
+              </w:rPr>
+            </w:r>
+            <w:r>
+              <w:rPr>
+                <w:rFonts w:ascii="Liberation Serif" w:hAnsi="Liberation Serif" w:cs="Liberation Serif" w:eastAsia="Liberation Serif"/>
+                <w:sz w:val="20"/>
+                <w:szCs w:val="20"/>
+                <w:lang w:val="en-US"/>
+              </w:rPr>
+            </w:r>
+            <w:r>
+              <w:rPr>
+                <w:rFonts w:ascii="Liberation Serif" w:hAnsi="Liberation Serif" w:cs="Liberation Serif" w:eastAsia="Liberation Serif"/>
+                <w:sz w:val="20"/>
+                <w:szCs w:val="20"/>
+              </w:rPr>
+              <w:t/>
+            </w:r>
+          </w:p>
+        </w:tc>
+        <w:tc>
+          <w:tcPr>
+            <w:tcW w:w="1842" w:type="dxa"/>
+            <w:vAlign w:val="center"/>
+          </w:tcPr>
+          <w:p>
+            <w:pPr>
               <w:numPr>
                 <w:numId w:val="0"/>
               </w:numPr>
-            </w:pPr>
-            <w:r>
-              <w:t>1</w:t>
-            </w:r>
-          </w:p>
-        </w:tc>
-        <w:tc>
-          <w:tcPr>
-            <w:tcW w:w="3826" w:type="dxa"/>
-            <w:noWrap/>
-            <w:vAlign w:val="center"/>
-          </w:tcPr>
-          <w:p>
-            <w:pPr>
-              <w:spacing w:after="0"/>
-              <w:jc w:val="center"/>
-              <w:rPr>
-                <w:rFonts w:ascii="Liberation Serif" w:hAnsi="Liberation Serif" w:cs="Liberation Serif" w:eastAsia="Liberation Serif"/>
-                <w:sz w:val="20"/>
-                <w:szCs w:val="20"/>
-                <w:lang w:val="kk-KZ"/>
-              </w:rPr>
-            </w:pPr>
-            <w:r>
-              <w:rPr>
-                <w:rFonts w:ascii="Liberation Serif" w:hAnsi="Liberation Serif" w:cs="Liberation Serif" w:eastAsia="Liberation Serif"/>
-                <w:sz w:val="20"/>
-                <w:szCs w:val="20"/>
-                <w:lang w:val="kk-KZ"/>
-              </w:rPr>
-            </w:r>
-            <w:r>
-              <w:rPr>
-                <w:rFonts w:ascii="Liberation Serif" w:hAnsi="Liberation Serif" w:cs="Liberation Serif" w:eastAsia="Liberation Serif"/>
-                <w:sz w:val="20"/>
-                <w:szCs w:val="20"/>
-                <w:lang w:val="kk-KZ"/>
-              </w:rPr>
-            </w:r>
-            <w:r>
-              <w:rPr>
-                <w:rFonts w:ascii="Liberation Serif" w:hAnsi="Liberation Serif" w:cs="Liberation Serif" w:eastAsia="Liberation Serif"/>
-                <w:sz w:val="20"/>
-                <w:szCs w:val="20"/>
-                <w:lang w:val="kk-KZ"/>
-              </w:rPr>
-            </w:r>
-            <w:r>
-              <w:rPr>
-                <w:rFonts w:ascii="Liberation Serif" w:hAnsi="Liberation Serif" w:cs="Liberation Serif" w:eastAsia="Liberation Serif"/>
-                <w:noProof/>
-                <w:sz w:val="20"/>
-                <w:szCs w:val="20"/>
-                <w:lang w:val="kk-KZ"/>
-              </w:rPr>
-              <w:t xml:space="preserve">Тестов-001 О'Нил
-Иван / Ә Ғ Қ Ң Ө Ұ Ү Һ І-001</w:t>
-            </w:r>
-            <w:r>
-              <w:rPr>
-                <w:rFonts w:ascii="Liberation Serif" w:hAnsi="Liberation Serif" w:cs="Liberation Serif" w:eastAsia="Liberation Serif"/>
-                <w:sz w:val="20"/>
-                <w:szCs w:val="20"/>
-                <w:lang w:val="kk-KZ"/>
-              </w:rPr>
-            </w:r>
-            <w:r>
-              <w:rPr>
-                <w:rFonts w:ascii="Liberation Serif" w:hAnsi="Liberation Serif" w:cs="Liberation Serif" w:eastAsia="Liberation Serif"/>
-                <w:sz w:val="20"/>
-                <w:szCs w:val="20"/>
-                <w:lang w:val="kk-KZ"/>
-              </w:rPr>
-            </w:r>
-            <w:r>
-              <w:rPr>
-                <w:rFonts w:ascii="Liberation Serif" w:hAnsi="Liberation Serif" w:cs="Liberation Serif" w:eastAsia="Liberation Serif"/>
-                <w:sz w:val="20"/>
-                <w:szCs w:val="20"/>
-                <w:lang w:val="kk-KZ"/>
-              </w:rPr>
-            </w:r>
-            <w:r>
-              <w:rPr>
-                <w:rFonts w:ascii="Liberation Serif" w:hAnsi="Liberation Serif" w:cs="Liberation Serif" w:eastAsia="Liberation Serif"/>
-                <w:sz w:val="20"/>
-                <w:szCs w:val="20"/>
-                <w:lang w:val="kk-KZ"/>
-              </w:rPr>
-            </w:r>
-            <w:r>
-              <w:rPr>
-                <w:rFonts w:ascii="Liberation Serif" w:hAnsi="Liberation Serif" w:cs="Liberation Serif" w:eastAsia="Liberation Serif"/>
-                <w:sz w:val="20"/>
-                <w:szCs w:val="20"/>
-              </w:rPr>
-              <w:t/>
-            </w:r>
-          </w:p>
-        </w:tc>
-        <w:tc>
-          <w:tcPr>
-            <w:tcW w:w="1985" w:type="dxa"/>
-            <w:vAlign w:val="center"/>
-          </w:tcPr>
-          <w:p>
-            <w:pPr>
-              <w:spacing w:after="0"/>
-              <w:jc w:val="center"/>
-              <w:rPr>
-                <w:rFonts w:ascii="Liberation Serif" w:hAnsi="Liberation Serif" w:cs="Liberation Serif" w:eastAsia="Liberation Serif"/>
-                <w:sz w:val="20"/>
-                <w:szCs w:val="20"/>
-              </w:rPr>
-            </w:pPr>
-            <w:r>
-              <w:rPr>
-                <w:rFonts w:ascii="Liberation Serif" w:eastAsia="Liberation Serif" w:hAnsi="Liberation Serif" w:cs="Liberation Serif"/>
-                <w:color w:val="000000"/>
-                <w:sz w:val="20"/>
-                <w:szCs w:val="20"/>
-                <w:lang w:val="kk-KZ" w:eastAsia="ru-RU"/>
-              </w:rPr>
-              <w:t>ТЕСТ: хорошо / жақсы</w:t>
-            </w:r>
-          </w:p>
-        </w:tc>
-        <w:tc>
-          <w:tcPr>
-            <w:tcW w:w="1842" w:type="dxa"/>
-            <w:vAlign w:val="center"/>
-          </w:tcPr>
-          <w:p>
-            <w:pPr>
-              <w:spacing w:after="0"/>
-              <w:jc w:val="center"/>
-              <w:rPr>
-                <w:rFonts w:ascii="Liberation Serif" w:hAnsi="Liberation Serif" w:cs="Liberation Serif" w:eastAsia="Liberation Serif"/>
-                <w:sz w:val="20"/>
-                <w:szCs w:val="20"/>
-              </w:rPr>
-            </w:pPr>
-            <w:r>
-              <w:rPr>
-                <w:rFonts w:ascii="Liberation Serif" w:eastAsia="Liberation Serif" w:hAnsi="Liberation Serif" w:cs="Liberation Serif"/>
-                <w:color w:val="000000"/>
-                <w:sz w:val="20"/>
-                <w:szCs w:val="20"/>
-                <w:lang w:val="kk-KZ" w:eastAsia="ru-RU"/>
-              </w:rPr>
-              <w:t>ТЕСТ: хорошо / жақсы</w:t>
-            </w:r>
-          </w:p>
-        </w:tc>
-        <w:tc>
-          <w:tcPr>
-            <w:tcW w:w="1701" w:type="dxa"/>
-            <w:vAlign w:val="center"/>
-          </w:tcPr>
-          <w:p>
-            <w:pPr>
-              <w:spacing w:after="0"/>
-              <w:jc w:val="center"/>
-              <w:rPr>
-                <w:rFonts w:ascii="Liberation Serif" w:hAnsi="Liberation Serif" w:cs="Liberation Serif" w:eastAsia="Liberation Serif"/>
-                <w:sz w:val="20"/>
-                <w:szCs w:val="20"/>
-              </w:rPr>
-            </w:pPr>
-            <w:r>
-              <w:rPr>
-                <w:rFonts w:ascii="Liberation Serif" w:eastAsia="Liberation Serif" w:hAnsi="Liberation Serif" w:cs="Liberation Serif"/>
-                <w:color w:val="000000"/>
-                <w:sz w:val="20"/>
-                <w:szCs w:val="20"/>
-                <w:lang w:val="kk-KZ" w:eastAsia="ru-RU"/>
-              </w:rPr>
-              <w:t>ТЕСТ: хорошо / жақсы</w:t>
-            </w:r>
-          </w:p>
-        </w:tc>
-        <w:tc>
-          <w:tcPr>
-            <w:tcW w:w="3403" w:type="dxa"/>
-            <w:vAlign w:val="center"/>
-          </w:tcPr>
-          <w:p>
-            <w:pPr>
-              <w:spacing w:after="0"/>
-              <w:jc w:val="center"/>
-              <w:rPr>
-                <w:rFonts w:ascii="Liberation Serif" w:hAnsi="Liberation Serif" w:cs="Liberation Serif" w:eastAsia="Liberation Serif"/>
-                <w:bCs/>
-                <w:color w:val="000000"/>
-                <w:sz w:val="20"/>
-                <w:szCs w:val="20"/>
-                <w:lang w:val="kk-KZ"/>
-              </w:rPr>
-            </w:pPr>
-            <w:r>
-              <w:rPr>
-                <w:rFonts w:ascii="Liberation Serif" w:hAnsi="Liberation Serif" w:cs="Liberation Serif" w:eastAsia="Liberation Serif"/>
-                <w:sz w:val="20"/>
-                <w:szCs w:val="20"/>
-                <w:lang w:val="en-US"/>
-              </w:rPr>
-            </w:r>
-            <w:r>
-              <w:rPr>
-                <w:rFonts w:ascii="Liberation Serif" w:hAnsi="Liberation Serif" w:cs="Liberation Serif" w:eastAsia="Liberation Serif"/>
-                <w:sz w:val="20"/>
-                <w:szCs w:val="20"/>
-              </w:rPr>
-            </w:r>
-            <w:r>
-              <w:rPr>
-                <w:rFonts w:ascii="Liberation Serif" w:hAnsi="Liberation Serif" w:cs="Liberation Serif" w:eastAsia="Liberation Serif"/>
-                <w:sz w:val="20"/>
-                <w:szCs w:val="20"/>
-                <w:lang w:val="en-US"/>
-              </w:rPr>
-            </w:r>
-            <w:r>
-              <w:rPr>
-                <w:rFonts w:ascii="Liberation Serif" w:hAnsi="Liberation Serif" w:cs="Liberation Serif" w:eastAsia="Liberation Serif"/>
-                <w:sz w:val="20"/>
-                <w:szCs w:val="20"/>
-              </w:rPr>
-            </w:r>
-            <w:r>
-              <w:rPr>
-                <w:rFonts w:ascii="Liberation Serif" w:hAnsi="Liberation Serif" w:cs="Liberation Serif" w:eastAsia="Liberation Serif"/>
-                <w:sz w:val="20"/>
-                <w:szCs w:val="20"/>
-                <w:lang w:val="en-US"/>
-              </w:rPr>
-            </w:r>
-            <w:r>
-              <w:rPr>
-                <w:rFonts w:ascii="Liberation Serif" w:hAnsi="Liberation Serif" w:cs="Liberation Serif" w:eastAsia="Liberation Serif"/>
-                <w:noProof/>
-                <w:sz w:val="20"/>
-                <w:szCs w:val="20"/>
-                <w:lang w:val="en-US"/>
-              </w:rPr>
-              <w:t>Инженер
-смены / Ауысым-инженері</w:t>
-            </w:r>
-            <w:r>
-              <w:rPr>
-                <w:rFonts w:ascii="Liberation Serif" w:hAnsi="Liberation Serif" w:cs="Liberation Serif" w:eastAsia="Liberation Serif"/>
-                <w:sz w:val="20"/>
-                <w:szCs w:val="20"/>
-                <w:lang w:val="en-US"/>
-              </w:rPr>
-            </w:r>
-            <w:r>
-              <w:rPr>
-                <w:rFonts w:ascii="Liberation Serif" w:hAnsi="Liberation Serif" w:cs="Liberation Serif" w:eastAsia="Liberation Serif"/>
-                <w:sz w:val="20"/>
-                <w:szCs w:val="20"/>
-                <w:lang w:val="kk-KZ"/>
-              </w:rPr>
-              <w:t xml:space="preserve"> </w:t>
-            </w:r>
-            <w:r>
-              <w:rPr>
-                <w:rFonts w:ascii="Liberation Serif" w:hAnsi="Liberation Serif" w:cs="Liberation Serif" w:eastAsia="Liberation Serif"/>
-                <w:sz w:val="20"/>
-                <w:szCs w:val="20"/>
-                <w:lang w:val="en-US"/>
-              </w:rPr>
-            </w:r>
-            <w:r>
-              <w:rPr>
-                <w:rFonts w:ascii="Liberation Serif" w:hAnsi="Liberation Serif" w:cs="Liberation Serif" w:eastAsia="Liberation Serif"/>
-                <w:sz w:val="20"/>
-                <w:szCs w:val="20"/>
-              </w:rPr>
-            </w:r>
-            <w:r>
-              <w:rPr>
-                <w:rFonts w:ascii="Liberation Serif" w:hAnsi="Liberation Serif" w:cs="Liberation Serif" w:eastAsia="Liberation Serif"/>
-                <w:sz w:val="20"/>
-                <w:szCs w:val="20"/>
-                <w:lang w:val="en-US"/>
-              </w:rPr>
-            </w:r>
-            <w:r>
-              <w:rPr>
-                <w:rFonts w:ascii="Liberation Serif" w:hAnsi="Liberation Serif" w:cs="Liberation Serif" w:eastAsia="Liberation Serif"/>
-                <w:sz w:val="20"/>
-                <w:szCs w:val="20"/>
-              </w:rPr>
-            </w:r>
-            <w:r>
-              <w:rPr>
-                <w:rFonts w:ascii="Liberation Serif" w:hAnsi="Liberation Serif" w:cs="Liberation Serif" w:eastAsia="Liberation Serif"/>
-                <w:sz w:val="20"/>
-                <w:szCs w:val="20"/>
-                <w:lang w:val="en-US"/>
-              </w:rPr>
-            </w:r>
-            <w:r>
-              <w:rPr>
-                <w:rFonts w:ascii="Liberation Serif" w:hAnsi="Liberation Serif" w:cs="Liberation Serif" w:eastAsia="Liberation Serif"/>
-                <w:sz w:val="20"/>
-                <w:szCs w:val="20"/>
-              </w:rPr>
-              <w:t/>
-            </w:r>
-          </w:p>
-        </w:tc>
-        <w:tc>
-          <w:tcPr>
-            <w:tcW w:w="1842" w:type="dxa"/>
-            <w:vAlign w:val="center"/>
-          </w:tcPr>
-          <w:p>
-            <w:pPr>
               <w:suppressAutoHyphens/>
               <w:autoSpaceDE w:val="0"/>
               <w:autoSpaceDN w:val="0"/>
@@ -1414,12 +1417,9 @@
                 <w:szCs w:val="20"/>
                 <w:lang w:val="kk-KZ" w:eastAsia="ar-SA"/>
               </w:rPr>
-              <w:numPr>
-                <w:numId w:val="0"/>
-              </w:numPr>
-            </w:pPr>
-            <w:r>
-              <w:t>ТЕСТ-00001</w:t>
+            </w:pPr>
+            <w:r>
+              <w:t>КР-00001</w:t>
             </w:r>
           </w:p>
         </w:tc>
@@ -2190,8 +2190,8 @@
     </w:pPr>
     <w:r>
       <w:rPr>
+        <w:color w:val="9C2020"/>
         <w:sz w:val="14"/>
-        <w:color w:val="9C2020"/>
       </w:rPr>
       <w:t>ДЕМО — НЕ ЯВЛЯЕТСЯ ВЫДАННЫМ ДОКУМЕНТОМ</w:t>
     </w:r>
@@ -2289,63 +2289,6 @@
             <w:rPr>
               <w:noProof/>
             </w:rPr>
-            <w:drawing>
-              <wp:anchor distT="0" distB="0" distL="114300" distR="114300" simplePos="0" relativeHeight="251659264" behindDoc="1" locked="0" layoutInCell="1" allowOverlap="1" wp14:anchorId="58C9FE4F" wp14:editId="582E0453">
-                <wp:simplePos x="0" y="0"/>
-                <wp:positionH relativeFrom="column">
-                  <wp:posOffset>-2540</wp:posOffset>
-                </wp:positionH>
-                <wp:positionV relativeFrom="paragraph">
-                  <wp:posOffset>3175</wp:posOffset>
-                </wp:positionV>
-                <wp:extent cx="3489179" cy="984068"/>
-                <wp:effectExtent l="0" t="0" r="0" b="0"/>
-                <wp:wrapNone/>
-                <wp:docPr id="533558265" name="Рисунок 1"/>
-                <wp:cNvGraphicFramePr>
-                  <a:graphicFrameLocks xmlns:a="http://schemas.openxmlformats.org/drawingml/2006/main" noChangeAspect="1"/>
-                </wp:cNvGraphicFramePr>
-                <a:graphic xmlns:a="http://schemas.openxmlformats.org/drawingml/2006/main">
-                  <a:graphicData uri="http://schemas.openxmlformats.org/drawingml/2006/picture">
-                    <pic:pic xmlns:pic="http://schemas.openxmlformats.org/drawingml/2006/picture">
-                      <pic:nvPicPr>
-                        <pic:cNvPr id="533558265" name="Рисунок 533558265"/>
-                        <pic:cNvPicPr/>
-                      </pic:nvPicPr>
-                      <pic:blipFill rotWithShape="1">
-                        <a:srcRect t="36461" b="35335"/>
-                        <a:stretch>
-                          <a:fillRect/>
-                        </a:stretch>
-                      </pic:blipFill>
-                      <pic:spPr bwMode="auto">
-                        <a:xfrm>
-                          <a:off x="0" y="0"/>
-                          <a:ext cx="3489179" cy="984068"/>
-                        </a:xfrm>
-                        <a:prstGeom prst="rect">
-                          <a:avLst/>
-                        </a:prstGeom>
-                        <a:ln>
-                          <a:noFill/>
-                        </a:ln>
-                        <a:extLst>
-                          <a:ext uri="{53640926-AAD7-44D8-BBD7-CCE9431645EC}">
-                            <a14:shadowObscured xmlns:a14="http://schemas.microsoft.com/office/drawing/2010/main"/>
-                          </a:ext>
-                        </a:extLst>
-                      </pic:spPr>
-                    </pic:pic>
-                  </a:graphicData>
-                </a:graphic>
-                <wp14:sizeRelH relativeFrom="page">
-                  <wp14:pctWidth>0</wp14:pctWidth>
-                </wp14:sizeRelH>
-                <wp14:sizeRelV relativeFrom="page">
-                  <wp14:pctHeight>0</wp14:pctHeight>
-                </wp14:sizeRelV>
-              </wp:anchor>
-            </w:drawing>
           </w:r>
         </w:p>
       </w:tc>
